--- a/Technologies_Tools_Frameworks.docx
+++ b/Technologies_Tools_Frameworks.docx
@@ -14,12 +14,12 @@
           <w:sz w:val="44"/>
           <w:szCs w:val="44"/>
         </w:rPr>
-        <w:t xml:space="preserve">Claims Authentication POC</w:t>
-      </w:r>
-    </w:p>
-    <w:p>
-      <w:pPr>
-        <w:spacing w:after="400"/>
+        <w:t xml:space="preserve">Healthcare Claims Authentication POC</w:t>
+      </w:r>
+    </w:p>
+    <w:p>
+      <w:pPr>
+        <w:spacing w:after="300"/>
       </w:pPr>
       <w:r>
         <w:rPr>
@@ -28,6 +28,21 @@
           <w:szCs w:val="28"/>
         </w:rPr>
         <w:t xml:space="preserve">Technologies, Tools &amp; Frameworks</w:t>
+      </w:r>
+    </w:p>
+    <w:p>
+      <w:pPr>
+        <w:spacing w:after="300"/>
+      </w:pPr>
+      <w:r>
+        <w:rPr>
+          <w:i/>
+          <w:iCs/>
+          <w:color w:val="666666"/>
+          <w:sz w:val="20"/>
+          <w:szCs w:val="20"/>
+        </w:rPr>
+        <w:t xml:space="preserve">Final version — covers all five POC scripts</w:t>
       </w:r>
     </w:p>
     <w:p>
@@ -436,7 +451,7 @@
                 <w:sz w:val="19"/>
                 <w:szCs w:val="19"/>
               </w:rPr>
-              <w:t xml:space="preserve">Local state persistence / checkpointing</w:t>
+              <w:t xml:space="preserve">Local state persistence / checkpointing and the embedding cache</w:t>
             </w:r>
           </w:p>
         </w:tc>
@@ -452,7 +467,7 @@
                 <w:sz w:val="19"/>
                 <w:szCs w:val="19"/>
               </w:rPr>
-              <w:t xml:space="preserve">Cohere API (Embed v3/v4)</w:t>
+              <w:t xml:space="preserve">rank_bm25</w:t>
             </w:r>
           </w:p>
         </w:tc>
@@ -466,21 +481,21 @@
                 <w:sz w:val="19"/>
                 <w:szCs w:val="19"/>
               </w:rPr>
-              <w:t xml:space="preserve">Commercial API</w:t>
-            </w:r>
-          </w:p>
-        </w:tc>
-        <w:tc>
-          <w:tcPr>
-            <w:tcW w:type="dxa" w:w="2100"/>
-          </w:tcPr>
-          <w:p>
-            <w:r>
-              <w:rPr>
-                <w:sz w:val="19"/>
-                <w:szCs w:val="19"/>
-              </w:rPr>
-              <w:t xml:space="preserve">Commercial, pay-as-you-go, free trial tier</w:t>
+              <w:t xml:space="preserve">Library</w:t>
+            </w:r>
+          </w:p>
+        </w:tc>
+        <w:tc>
+          <w:tcPr>
+            <w:tcW w:type="dxa" w:w="2100"/>
+          </w:tcPr>
+          <w:p>
+            <w:r>
+              <w:rPr>
+                <w:sz w:val="19"/>
+                <w:szCs w:val="19"/>
+              </w:rPr>
+              <w:t xml:space="preserve">Open source (Apache 2.0)</w:t>
             </w:r>
           </w:p>
         </w:tc>
@@ -494,7 +509,7 @@
                 <w:sz w:val="19"/>
                 <w:szCs w:val="19"/>
               </w:rPr>
-              <w:t xml:space="preserve">$0 in POC (mock mode); ~$0.10 per 1M input tokens live</w:t>
+              <w:t xml:space="preserve">$0</w:t>
             </w:r>
           </w:p>
         </w:tc>
@@ -508,7 +523,7 @@
                 <w:sz w:val="19"/>
                 <w:szCs w:val="19"/>
               </w:rPr>
-              <w:t xml:space="preserve">Generates vector embeddings of claim narratives</w:t>
+              <w:t xml:space="preserve">Keyword-search half of hybrid retrieval, runs entirely locally</w:t>
             </w:r>
           </w:p>
         </w:tc>
@@ -524,7 +539,7 @@
                 <w:sz w:val="19"/>
                 <w:szCs w:val="19"/>
               </w:rPr>
-              <w:t xml:space="preserve">Pinecone</w:t>
+              <w:t xml:space="preserve">Cohere API (Embed v3/v4)</w:t>
             </w:r>
           </w:p>
         </w:tc>
@@ -552,7 +567,7 @@
                 <w:sz w:val="19"/>
                 <w:szCs w:val="19"/>
               </w:rPr>
-              <w:t xml:space="preserve">Commercial, usage-based, free Starter tier</w:t>
+              <w:t xml:space="preserve">Commercial, pay-as-you-go, free trial tier</w:t>
             </w:r>
           </w:p>
         </w:tc>
@@ -566,7 +581,7 @@
                 <w:sz w:val="19"/>
                 <w:szCs w:val="19"/>
               </w:rPr>
-              <w:t xml:space="preserve">$0 in POC (mock mode); free tier covers this POC's scale live</w:t>
+              <w:t xml:space="preserve">$0 in POC (mock mode); ~$0.10 per 1M input tokens live</w:t>
             </w:r>
           </w:p>
         </w:tc>
@@ -580,7 +595,7 @@
                 <w:sz w:val="19"/>
                 <w:szCs w:val="19"/>
               </w:rPr>
-              <w:t xml:space="preserve">Vector similarity search against known fraud case embeddings</w:t>
+              <w:t xml:space="preserve">Generates vector embeddings of claim narratives</w:t>
             </w:r>
           </w:p>
         </w:tc>
@@ -596,6 +611,78 @@
                 <w:sz w:val="19"/>
                 <w:szCs w:val="19"/>
               </w:rPr>
+              <w:t xml:space="preserve">Pinecone</w:t>
+            </w:r>
+          </w:p>
+        </w:tc>
+        <w:tc>
+          <w:tcPr>
+            <w:tcW w:type="dxa" w:w="1050"/>
+          </w:tcPr>
+          <w:p>
+            <w:r>
+              <w:rPr>
+                <w:sz w:val="19"/>
+                <w:szCs w:val="19"/>
+              </w:rPr>
+              <w:t xml:space="preserve">Commercial API</w:t>
+            </w:r>
+          </w:p>
+        </w:tc>
+        <w:tc>
+          <w:tcPr>
+            <w:tcW w:type="dxa" w:w="2100"/>
+          </w:tcPr>
+          <w:p>
+            <w:r>
+              <w:rPr>
+                <w:sz w:val="19"/>
+                <w:szCs w:val="19"/>
+              </w:rPr>
+              <w:t xml:space="preserve">Commercial, usage-based, free Starter tier</w:t>
+            </w:r>
+          </w:p>
+        </w:tc>
+        <w:tc>
+          <w:tcPr>
+            <w:tcW w:type="dxa" w:w="1900"/>
+          </w:tcPr>
+          <w:p>
+            <w:r>
+              <w:rPr>
+                <w:sz w:val="19"/>
+                <w:szCs w:val="19"/>
+              </w:rPr>
+              <w:t xml:space="preserve">$0 in POC (mock mode); free tier covers this POC's scale live</w:t>
+            </w:r>
+          </w:p>
+        </w:tc>
+        <w:tc>
+          <w:tcPr>
+            <w:tcW w:type="dxa" w:w="2200"/>
+          </w:tcPr>
+          <w:p>
+            <w:r>
+              <w:rPr>
+                <w:sz w:val="19"/>
+                <w:szCs w:val="19"/>
+              </w:rPr>
+              <w:t xml:space="preserve">Dense half of hybrid similarity search against known FWA case embeddings</w:t>
+            </w:r>
+          </w:p>
+        </w:tc>
+      </w:tr>
+      <w:tr>
+        <w:tc>
+          <w:tcPr>
+            <w:tcW w:type="dxa" w:w="2100"/>
+          </w:tcPr>
+          <w:p>
+            <w:r>
+              <w:rPr>
+                <w:sz w:val="19"/>
+                <w:szCs w:val="19"/>
+              </w:rPr>
               <w:t xml:space="preserve">Zapier</w:t>
             </w:r>
           </w:p>
@@ -652,7 +739,79 @@
                 <w:sz w:val="19"/>
                 <w:szCs w:val="19"/>
               </w:rPr>
-              <w:t xml:space="preserve">Webhook-based notification to investigator on flagged claims</w:t>
+              <w:t xml:space="preserve">Webhook-based notification to SIU reviewer on flagged claims</w:t>
+            </w:r>
+          </w:p>
+        </w:tc>
+      </w:tr>
+      <w:tr>
+        <w:tc>
+          <w:tcPr>
+            <w:tcW w:type="dxa" w:w="2100"/>
+          </w:tcPr>
+          <w:p>
+            <w:r>
+              <w:rPr>
+                <w:sz w:val="19"/>
+                <w:szCs w:val="19"/>
+              </w:rPr>
+              <w:t xml:space="preserve">Anthropic API (Claude)</w:t>
+            </w:r>
+          </w:p>
+        </w:tc>
+        <w:tc>
+          <w:tcPr>
+            <w:tcW w:type="dxa" w:w="1050"/>
+          </w:tcPr>
+          <w:p>
+            <w:r>
+              <w:rPr>
+                <w:sz w:val="19"/>
+                <w:szCs w:val="19"/>
+              </w:rPr>
+              <w:t xml:space="preserve">Commercial API</w:t>
+            </w:r>
+          </w:p>
+        </w:tc>
+        <w:tc>
+          <w:tcPr>
+            <w:tcW w:type="dxa" w:w="2100"/>
+          </w:tcPr>
+          <w:p>
+            <w:r>
+              <w:rPr>
+                <w:sz w:val="19"/>
+                <w:szCs w:val="19"/>
+              </w:rPr>
+              <w:t xml:space="preserve">Commercial, pay-as-you-go</w:t>
+            </w:r>
+          </w:p>
+        </w:tc>
+        <w:tc>
+          <w:tcPr>
+            <w:tcW w:type="dxa" w:w="1900"/>
+          </w:tcPr>
+          <w:p>
+            <w:r>
+              <w:rPr>
+                <w:sz w:val="19"/>
+                <w:szCs w:val="19"/>
+              </w:rPr>
+              <w:t xml:space="preserve">$0 in POC (mock mode); low per-call cost live at POC volume</w:t>
+            </w:r>
+          </w:p>
+        </w:tc>
+        <w:tc>
+          <w:tcPr>
+            <w:tcW w:type="dxa" w:w="2200"/>
+          </w:tcPr>
+          <w:p>
+            <w:r>
+              <w:rPr>
+                <w:sz w:val="19"/>
+                <w:szCs w:val="19"/>
+              </w:rPr>
+              <w:t xml:space="preserve">Grounded LLM reasoning over claim details, rule flags, hybrid similarity results, and retrieved guideline text</w:t>
             </w:r>
           </w:p>
         </w:tc>
@@ -880,59 +1039,46 @@
         <w:spacing w:after="100" w:before="220"/>
       </w:pPr>
       <w:r>
-        <w:t xml:space="preserve">Cohere (Embed API)</w:t>
-      </w:r>
-    </w:p>
-    <w:p>
-      <w:pPr>
-        <w:pStyle w:val="ListParagraph"/>
-        <w:numPr>
-          <w:ilvl w:val="0"/>
-          <w:numId w:val="2"/>
-        </w:numPr>
-        <w:spacing w:after="70"/>
-      </w:pPr>
-      <w:r>
-        <w:t xml:space="preserve">Commercial API with a free trial tier: roughly 1,000 API calls/month, 100 calls/minute, restricted to non-production use</w:t>
-      </w:r>
-    </w:p>
-    <w:p>
-      <w:pPr>
-        <w:pStyle w:val="ListParagraph"/>
-        <w:numPr>
-          <w:ilvl w:val="0"/>
-          <w:numId w:val="2"/>
-        </w:numPr>
-        <w:spacing w:after="70"/>
-      </w:pPr>
-      <w:r>
-        <w:t xml:space="preserve">Paid pay-as-you-go pricing for Embed v3/v4 is approximately $0.10 per 1 million input tokens — very low cost for claim-narrative-scale text</w:t>
-      </w:r>
-    </w:p>
-    <w:p>
-      <w:pPr>
-        <w:pStyle w:val="ListParagraph"/>
-        <w:numPr>
-          <w:ilvl w:val="0"/>
-          <w:numId w:val="2"/>
-        </w:numPr>
-        <w:spacing w:after="70"/>
-      </w:pPr>
-      <w:r>
-        <w:t xml:space="preserve">No infrastructure to manage; billing is purely usage-based with no fixed minimum</w:t>
-      </w:r>
-    </w:p>
-    <w:p>
-      <w:pPr>
-        <w:pStyle w:val="ListParagraph"/>
-        <w:numPr>
-          <w:ilvl w:val="0"/>
-          <w:numId w:val="2"/>
-        </w:numPr>
-        <w:spacing w:after="70"/>
-      </w:pPr>
-      <w:r>
-        <w:t xml:space="preserve">This POC runs Cohere in mock mode (a deterministic hash-based pseudo-embedding) so it incurs zero cost and requires no API key to demonstrate the workflow</w:t>
+        <w:t xml:space="preserve">rank_bm25 (Hybrid Retrieval)</w:t>
+      </w:r>
+    </w:p>
+    <w:p>
+      <w:pPr>
+        <w:pStyle w:val="ListParagraph"/>
+        <w:numPr>
+          <w:ilvl w:val="0"/>
+          <w:numId w:val="2"/>
+        </w:numPr>
+        <w:spacing w:after="70"/>
+      </w:pPr>
+      <w:r>
+        <w:t xml:space="preserve">Open source, lightweight, pure-Python BM25 implementation — no external service, no API key, no cost at any scale</w:t>
+      </w:r>
+    </w:p>
+    <w:p>
+      <w:pPr>
+        <w:pStyle w:val="ListParagraph"/>
+        <w:numPr>
+          <w:ilvl w:val="0"/>
+          <w:numId w:val="2"/>
+        </w:numPr>
+        <w:spacing w:after="70"/>
+      </w:pPr>
+      <w:r>
+        <w:t xml:space="preserve">Used in the final POC script to provide the keyword-search half of hybrid retrieval, fused with Pinecone's dense similarity scores</w:t>
+      </w:r>
+    </w:p>
+    <w:p>
+      <w:pPr>
+        <w:pStyle w:val="ListParagraph"/>
+        <w:numPr>
+          <w:ilvl w:val="0"/>
+          <w:numId w:val="2"/>
+        </w:numPr>
+        <w:spacing w:after="70"/>
+      </w:pPr>
+      <w:r>
+        <w:t xml:space="preserve">Runs identically in mock mode and live mode since it never leaves the local process — the only thing that changes between modes is where the dense half of the search comes from</w:t>
       </w:r>
     </w:p>
     <w:p>
@@ -941,72 +1087,59 @@
         <w:spacing w:after="100" w:before="220"/>
       </w:pPr>
       <w:r>
-        <w:t xml:space="preserve">Pinecone</w:t>
-      </w:r>
-    </w:p>
-    <w:p>
-      <w:pPr>
-        <w:pStyle w:val="ListParagraph"/>
-        <w:numPr>
-          <w:ilvl w:val="0"/>
-          <w:numId w:val="2"/>
-        </w:numPr>
-        <w:spacing w:after="70"/>
-      </w:pPr>
-      <w:r>
-        <w:t xml:space="preserve">Commercial, serverless, usage-based vector database</w:t>
-      </w:r>
-    </w:p>
-    <w:p>
-      <w:pPr>
-        <w:pStyle w:val="ListParagraph"/>
-        <w:numPr>
-          <w:ilvl w:val="0"/>
-          <w:numId w:val="2"/>
-        </w:numPr>
-        <w:spacing w:after="70"/>
-      </w:pPr>
-      <w:r>
-        <w:t xml:space="preserve">Free “Starter” tier: no credit card required, roughly 2GB storage (enough for on the order of 100K+ vectors depending on dimension), community support only, no SLA</w:t>
-      </w:r>
-    </w:p>
-    <w:p>
-      <w:pPr>
-        <w:pStyle w:val="ListParagraph"/>
-        <w:numPr>
-          <w:ilvl w:val="0"/>
-          <w:numId w:val="2"/>
-        </w:numPr>
-        <w:spacing w:after="70"/>
-      </w:pPr>
-      <w:r>
-        <w:t xml:space="preserve">Paid “Standard” tier introduces a monthly minimum plus usage-based read/write unit and storage charges once you exceed free-tier limits</w:t>
-      </w:r>
-    </w:p>
-    <w:p>
-      <w:pPr>
-        <w:pStyle w:val="ListParagraph"/>
-        <w:numPr>
-          <w:ilvl w:val="0"/>
-          <w:numId w:val="2"/>
-        </w:numPr>
-        <w:spacing w:after="70"/>
-      </w:pPr>
-      <w:r>
-        <w:t xml:space="preserve">For this POC's scale (a handful of known-fraud-case embeddings), the free tier is more than sufficient</w:t>
-      </w:r>
-    </w:p>
-    <w:p>
-      <w:pPr>
-        <w:pStyle w:val="ListParagraph"/>
-        <w:numPr>
-          <w:ilvl w:val="0"/>
-          <w:numId w:val="2"/>
-        </w:numPr>
-        <w:spacing w:after="70"/>
-      </w:pPr>
-      <w:r>
-        <w:t xml:space="preserve">This POC runs Pinecone in mock mode (in-memory cosine similarity against a couple of sample vectors) so no account or index is required to demonstrate the workflow</w:t>
+        <w:t xml:space="preserve">Cohere (Embed API)</w:t>
+      </w:r>
+    </w:p>
+    <w:p>
+      <w:pPr>
+        <w:pStyle w:val="ListParagraph"/>
+        <w:numPr>
+          <w:ilvl w:val="0"/>
+          <w:numId w:val="2"/>
+        </w:numPr>
+        <w:spacing w:after="70"/>
+      </w:pPr>
+      <w:r>
+        <w:t xml:space="preserve">Commercial API with a free trial tier: roughly 1,000 API calls/month, 100 calls/minute, restricted to non-production use</w:t>
+      </w:r>
+    </w:p>
+    <w:p>
+      <w:pPr>
+        <w:pStyle w:val="ListParagraph"/>
+        <w:numPr>
+          <w:ilvl w:val="0"/>
+          <w:numId w:val="2"/>
+        </w:numPr>
+        <w:spacing w:after="70"/>
+      </w:pPr>
+      <w:r>
+        <w:t xml:space="preserve">Paid pay-as-you-go pricing for Embed v3/v4 is approximately $0.10 per 1 million input tokens — very low cost for claim-narrative-scale text</w:t>
+      </w:r>
+    </w:p>
+    <w:p>
+      <w:pPr>
+        <w:pStyle w:val="ListParagraph"/>
+        <w:numPr>
+          <w:ilvl w:val="0"/>
+          <w:numId w:val="2"/>
+        </w:numPr>
+        <w:spacing w:after="70"/>
+      </w:pPr>
+      <w:r>
+        <w:t xml:space="preserve">No infrastructure to manage; billing is purely usage-based with no fixed minimum</w:t>
+      </w:r>
+    </w:p>
+    <w:p>
+      <w:pPr>
+        <w:pStyle w:val="ListParagraph"/>
+        <w:numPr>
+          <w:ilvl w:val="0"/>
+          <w:numId w:val="2"/>
+        </w:numPr>
+        <w:spacing w:after="70"/>
+      </w:pPr>
+      <w:r>
+        <w:t xml:space="preserve">This POC runs Cohere in mock mode (a deterministic hashing-trick bag-of-words embedding, in the final script) so it incurs zero cost and requires no API key to demonstrate the workflow</w:t>
       </w:r>
     </w:p>
     <w:p>
@@ -1015,6 +1148,80 @@
         <w:spacing w:after="100" w:before="220"/>
       </w:pPr>
       <w:r>
+        <w:t xml:space="preserve">Pinecone</w:t>
+      </w:r>
+    </w:p>
+    <w:p>
+      <w:pPr>
+        <w:pStyle w:val="ListParagraph"/>
+        <w:numPr>
+          <w:ilvl w:val="0"/>
+          <w:numId w:val="2"/>
+        </w:numPr>
+        <w:spacing w:after="70"/>
+      </w:pPr>
+      <w:r>
+        <w:t xml:space="preserve">Commercial, serverless, usage-based vector database</w:t>
+      </w:r>
+    </w:p>
+    <w:p>
+      <w:pPr>
+        <w:pStyle w:val="ListParagraph"/>
+        <w:numPr>
+          <w:ilvl w:val="0"/>
+          <w:numId w:val="2"/>
+        </w:numPr>
+        <w:spacing w:after="70"/>
+      </w:pPr>
+      <w:r>
+        <w:t xml:space="preserve">Free “Starter” tier: no credit card required, roughly 2GB storage (enough for on the order of 100K+ vectors depending on dimension), community support only, no SLA</w:t>
+      </w:r>
+    </w:p>
+    <w:p>
+      <w:pPr>
+        <w:pStyle w:val="ListParagraph"/>
+        <w:numPr>
+          <w:ilvl w:val="0"/>
+          <w:numId w:val="2"/>
+        </w:numPr>
+        <w:spacing w:after="70"/>
+      </w:pPr>
+      <w:r>
+        <w:t xml:space="preserve">Paid “Standard” tier introduces a monthly minimum plus usage-based read/write unit and storage charges once you exceed free-tier limits</w:t>
+      </w:r>
+    </w:p>
+    <w:p>
+      <w:pPr>
+        <w:pStyle w:val="ListParagraph"/>
+        <w:numPr>
+          <w:ilvl w:val="0"/>
+          <w:numId w:val="2"/>
+        </w:numPr>
+        <w:spacing w:after="70"/>
+      </w:pPr>
+      <w:r>
+        <w:t xml:space="preserve">For this POC's scale (a handful of known-FWA-case embeddings), the free tier is more than sufficient</w:t>
+      </w:r>
+    </w:p>
+    <w:p>
+      <w:pPr>
+        <w:pStyle w:val="ListParagraph"/>
+        <w:numPr>
+          <w:ilvl w:val="0"/>
+          <w:numId w:val="2"/>
+        </w:numPr>
+        <w:spacing w:after="70"/>
+      </w:pPr>
+      <w:r>
+        <w:t xml:space="preserve">This POC runs Pinecone in mock mode (in-memory hybrid-fused similarity against a couple of sample vectors) so no account or index is required to demonstrate the workflow</w:t>
+      </w:r>
+    </w:p>
+    <w:p>
+      <w:pPr>
+        <w:pStyle w:val="Heading2"/>
+        <w:spacing w:after="100" w:before="220"/>
+      </w:pPr>
+      <w:r>
         <w:t xml:space="preserve">Zapier</w:t>
       </w:r>
     </w:p>
@@ -1068,6 +1275,67 @@
       </w:pPr>
       <w:r>
         <w:t xml:space="preserve">This POC runs Zapier in mock mode (prints the payload that would be POSTed to a webhook) so no Zapier account is required to demonstrate the workflow</w:t>
+      </w:r>
+    </w:p>
+    <w:p>
+      <w:pPr>
+        <w:pStyle w:val="Heading2"/>
+        <w:spacing w:after="100" w:before="220"/>
+      </w:pPr>
+      <w:r>
+        <w:t xml:space="preserve">Anthropic API (Claude)</w:t>
+      </w:r>
+    </w:p>
+    <w:p>
+      <w:pPr>
+        <w:pStyle w:val="ListParagraph"/>
+        <w:numPr>
+          <w:ilvl w:val="0"/>
+          <w:numId w:val="2"/>
+        </w:numPr>
+        <w:spacing w:after="70"/>
+      </w:pPr>
+      <w:r>
+        <w:t xml:space="preserve">Commercial, pay-as-you-go API, no free tier but low per-call cost at typical claim-narrative-scale text</w:t>
+      </w:r>
+    </w:p>
+    <w:p>
+      <w:pPr>
+        <w:pStyle w:val="ListParagraph"/>
+        <w:numPr>
+          <w:ilvl w:val="0"/>
+          <w:numId w:val="2"/>
+        </w:numPr>
+        <w:spacing w:after="70"/>
+      </w:pPr>
+      <w:r>
+        <w:t xml:space="preserve">Used for the llm_fraud_reasoning node: in the final script, reasons over claim details, rule-based flags, hybrid similarity results, AND retrieved guideline text (true RAG grounding), returning a structured JSON recommendation (action, rationale, confidence)</w:t>
+      </w:r>
+    </w:p>
+    <w:p>
+      <w:pPr>
+        <w:pStyle w:val="ListParagraph"/>
+        <w:numPr>
+          <w:ilvl w:val="0"/>
+          <w:numId w:val="2"/>
+        </w:numPr>
+        <w:spacing w:after="70"/>
+      </w:pPr>
+      <w:r>
+        <w:t xml:space="preserve">This POC runs the LLM call in mock mode (deterministic logic that mirrors plausible model output) so it incurs zero cost and requires no API key to demonstrate the workflow</w:t>
+      </w:r>
+    </w:p>
+    <w:p>
+      <w:pPr>
+        <w:pStyle w:val="ListParagraph"/>
+        <w:numPr>
+          <w:ilvl w:val="0"/>
+          <w:numId w:val="2"/>
+        </w:numPr>
+        <w:spacing w:after="70"/>
+      </w:pPr>
+      <w:r>
+        <w:t xml:space="preserve">No infrastructure to manage; billing is purely usage-based</w:t>
       </w:r>
     </w:p>
     <w:p>
@@ -1076,7 +1344,7 @@
         <w:spacing w:after="150" w:before="320"/>
       </w:pPr>
       <w:r>
-        <w:t xml:space="preserve">3. Cost Posture of This POC as Delivered</w:t>
+        <w:t xml:space="preserve">3. Custom Components (Not Third-Party, No License/Cost)</w:t>
       </w:r>
     </w:p>
     <w:p>
@@ -1084,7 +1352,410 @@
         <w:spacing w:after="160"/>
       </w:pPr>
       <w:r>
-        <w:t xml:space="preserve">As delivered and run in this exercise, the POC incurs $0 in third-party API cost: Cohere, Pinecone, and Zapier all run through a mock integration layer that mirrors the real SDK call signatures and return shapes. Moving to live calls requires only API keys and flipping a single flag per script — no code restructuring. Expected monthly cost for a live low-volume pilot (a few hundred claims/month) across all three services would very likely stay within each vendor's free tier.</w:t>
+        <w:t xml:space="preserve">Several pieces of the full architecture are custom code written for this POC rather than a separate paid service:</w:t>
+      </w:r>
+    </w:p>
+    <w:tbl>
+      <w:tblPr>
+        <w:tblW w:type="dxa" w:w="9350"/>
+        <w:tblBorders>
+          <w:top w:val="single" w:color="auto" w:sz="4"/>
+          <w:left w:val="single" w:color="auto" w:sz="4"/>
+          <w:bottom w:val="single" w:color="auto" w:sz="4"/>
+          <w:right w:val="single" w:color="auto" w:sz="4"/>
+          <w:insideH w:val="single" w:color="auto" w:sz="4"/>
+          <w:insideV w:val="single" w:color="auto" w:sz="4"/>
+        </w:tblBorders>
+      </w:tblPr>
+      <w:tblGrid>
+        <w:gridCol w:w="2200"/>
+        <w:gridCol w:w="2650"/>
+        <w:gridCol w:w="1900"/>
+        <w:gridCol w:w="2600"/>
+      </w:tblGrid>
+      <w:tr>
+        <w:trPr>
+          <w:tblHeader/>
+        </w:trPr>
+        <w:tc>
+          <w:tcPr>
+            <w:tcW w:type="dxa" w:w="2200"/>
+            <w:shd w:fill="2C5F8A" w:val="clear"/>
+          </w:tcPr>
+          <w:p>
+            <w:r>
+              <w:rPr>
+                <w:b/>
+                <w:bCs/>
+                <w:color w:val="FFFFFF"/>
+                <w:sz w:val="19"/>
+                <w:szCs w:val="19"/>
+              </w:rPr>
+              <w:t xml:space="preserve">Component</w:t>
+            </w:r>
+          </w:p>
+        </w:tc>
+        <w:tc>
+          <w:tcPr>
+            <w:tcW w:type="dxa" w:w="2650"/>
+            <w:shd w:fill="2C5F8A" w:val="clear"/>
+          </w:tcPr>
+          <w:p>
+            <w:r>
+              <w:rPr>
+                <w:b/>
+                <w:bCs/>
+                <w:color w:val="FFFFFF"/>
+                <w:sz w:val="19"/>
+                <w:szCs w:val="19"/>
+              </w:rPr>
+              <w:t xml:space="preserve">Type</w:t>
+            </w:r>
+          </w:p>
+        </w:tc>
+        <w:tc>
+          <w:tcPr>
+            <w:tcW w:type="dxa" w:w="1900"/>
+            <w:shd w:fill="2C5F8A" w:val="clear"/>
+          </w:tcPr>
+          <w:p>
+            <w:r>
+              <w:rPr>
+                <w:b/>
+                <w:bCs/>
+                <w:color w:val="FFFFFF"/>
+                <w:sz w:val="19"/>
+                <w:szCs w:val="19"/>
+              </w:rPr>
+              <w:t xml:space="preserve">Cost</w:t>
+            </w:r>
+          </w:p>
+        </w:tc>
+        <w:tc>
+          <w:tcPr>
+            <w:tcW w:type="dxa" w:w="2600"/>
+            <w:shd w:fill="2C5F8A" w:val="clear"/>
+          </w:tcPr>
+          <w:p>
+            <w:r>
+              <w:rPr>
+                <w:b/>
+                <w:bCs/>
+                <w:color w:val="FFFFFF"/>
+                <w:sz w:val="19"/>
+                <w:szCs w:val="19"/>
+              </w:rPr>
+              <w:t xml:space="preserve">Role</w:t>
+            </w:r>
+          </w:p>
+        </w:tc>
+      </w:tr>
+      <w:tr>
+        <w:tc>
+          <w:tcPr>
+            <w:tcW w:type="dxa" w:w="2200"/>
+          </w:tcPr>
+          <w:p>
+            <w:r>
+              <w:rPr>
+                <w:sz w:val="19"/>
+                <w:szCs w:val="19"/>
+              </w:rPr>
+              <w:t xml:space="preserve">Input / output guardrails</w:t>
+            </w:r>
+          </w:p>
+        </w:tc>
+        <w:tc>
+          <w:tcPr>
+            <w:tcW w:type="dxa" w:w="2650"/>
+          </w:tcPr>
+          <w:p>
+            <w:r>
+              <w:rPr>
+                <w:sz w:val="19"/>
+                <w:szCs w:val="19"/>
+              </w:rPr>
+              <w:t xml:space="preserve">Custom Python logic (regex + schema validation)</w:t>
+            </w:r>
+          </w:p>
+        </w:tc>
+        <w:tc>
+          <w:tcPr>
+            <w:tcW w:type="dxa" w:w="1900"/>
+          </w:tcPr>
+          <w:p>
+            <w:r>
+              <w:rPr>
+                <w:sz w:val="19"/>
+                <w:szCs w:val="19"/>
+              </w:rPr>
+              <w:t xml:space="preserve">$0 — runs locally, no external call</w:t>
+            </w:r>
+          </w:p>
+        </w:tc>
+        <w:tc>
+          <w:tcPr>
+            <w:tcW w:type="dxa" w:w="2600"/>
+          </w:tcPr>
+          <w:p>
+            <w:r>
+              <w:rPr>
+                <w:sz w:val="19"/>
+                <w:szCs w:val="19"/>
+              </w:rPr>
+              <w:t xml:space="preserve">Blocks prompt-injection / malformed input before it reaches Cohere or the LLM; validates the LLM's response before it is trusted, failing closed to human review on any validation failure</w:t>
+            </w:r>
+          </w:p>
+        </w:tc>
+      </w:tr>
+      <w:tr>
+        <w:tc>
+          <w:tcPr>
+            <w:tcW w:type="dxa" w:w="2200"/>
+          </w:tcPr>
+          <w:p>
+            <w:r>
+              <w:rPr>
+                <w:sz w:val="19"/>
+                <w:szCs w:val="19"/>
+              </w:rPr>
+              <w:t xml:space="preserve">Embedding cache</w:t>
+            </w:r>
+          </w:p>
+        </w:tc>
+        <w:tc>
+          <w:tcPr>
+            <w:tcW w:type="dxa" w:w="2650"/>
+          </w:tcPr>
+          <w:p>
+            <w:r>
+              <w:rPr>
+                <w:sz w:val="19"/>
+                <w:szCs w:val="19"/>
+              </w:rPr>
+              <w:t xml:space="preserve">Custom SQLite table, separate from the LangGraph checkpointer</w:t>
+            </w:r>
+          </w:p>
+        </w:tc>
+        <w:tc>
+          <w:tcPr>
+            <w:tcW w:type="dxa" w:w="1900"/>
+          </w:tcPr>
+          <w:p>
+            <w:r>
+              <w:rPr>
+                <w:sz w:val="19"/>
+                <w:szCs w:val="19"/>
+              </w:rPr>
+              <w:t xml:space="preserve">$0 — local disk only</w:t>
+            </w:r>
+          </w:p>
+        </w:tc>
+        <w:tc>
+          <w:tcPr>
+            <w:tcW w:type="dxa" w:w="2600"/>
+          </w:tcPr>
+          <w:p>
+            <w:r>
+              <w:rPr>
+                <w:sz w:val="19"/>
+                <w:szCs w:val="19"/>
+              </w:rPr>
+              <w:t xml:space="preserve">Avoids redundant Cohere embedding calls for a narrative that's already been embedded, keyed by a hash of the narrative text</w:t>
+            </w:r>
+          </w:p>
+        </w:tc>
+      </w:tr>
+      <w:tr>
+        <w:tc>
+          <w:tcPr>
+            <w:tcW w:type="dxa" w:w="2200"/>
+          </w:tcPr>
+          <w:p>
+            <w:r>
+              <w:rPr>
+                <w:sz w:val="19"/>
+                <w:szCs w:val="19"/>
+              </w:rPr>
+              <w:t xml:space="preserve">Hybrid score fusion</w:t>
+            </w:r>
+          </w:p>
+        </w:tc>
+        <w:tc>
+          <w:tcPr>
+            <w:tcW w:type="dxa" w:w="2650"/>
+          </w:tcPr>
+          <w:p>
+            <w:r>
+              <w:rPr>
+                <w:sz w:val="19"/>
+                <w:szCs w:val="19"/>
+              </w:rPr>
+              <w:t xml:space="preserve">Custom Python (min-max normalize + weighted sum of dense and BM25 scores)</w:t>
+            </w:r>
+          </w:p>
+        </w:tc>
+        <w:tc>
+          <w:tcPr>
+            <w:tcW w:type="dxa" w:w="1900"/>
+          </w:tcPr>
+          <w:p>
+            <w:r>
+              <w:rPr>
+                <w:sz w:val="19"/>
+                <w:szCs w:val="19"/>
+              </w:rPr>
+              <w:t xml:space="preserve">$0 — local computation</w:t>
+            </w:r>
+          </w:p>
+        </w:tc>
+        <w:tc>
+          <w:tcPr>
+            <w:tcW w:type="dxa" w:w="2600"/>
+          </w:tcPr>
+          <w:p>
+            <w:r>
+              <w:rPr>
+                <w:sz w:val="19"/>
+                <w:szCs w:val="19"/>
+              </w:rPr>
+              <w:t xml:space="preserve">Combines Pinecone's dense similarity with rank_bm25's keyword score into one ranked result</w:t>
+            </w:r>
+          </w:p>
+        </w:tc>
+      </w:tr>
+      <w:tr>
+        <w:tc>
+          <w:tcPr>
+            <w:tcW w:type="dxa" w:w="2200"/>
+          </w:tcPr>
+          <w:p>
+            <w:r>
+              <w:rPr>
+                <w:sz w:val="19"/>
+                <w:szCs w:val="19"/>
+              </w:rPr>
+              <w:t xml:space="preserve">Circuit breaker</w:t>
+            </w:r>
+          </w:p>
+        </w:tc>
+        <w:tc>
+          <w:tcPr>
+            <w:tcW w:type="dxa" w:w="2650"/>
+          </w:tcPr>
+          <w:p>
+            <w:r>
+              <w:rPr>
+                <w:sz w:val="19"/>
+                <w:szCs w:val="19"/>
+              </w:rPr>
+              <w:t xml:space="preserve">Custom Python (per-claim error counter + bounded retry routing)</w:t>
+            </w:r>
+          </w:p>
+        </w:tc>
+        <w:tc>
+          <w:tcPr>
+            <w:tcW w:type="dxa" w:w="1900"/>
+          </w:tcPr>
+          <w:p>
+            <w:r>
+              <w:rPr>
+                <w:sz w:val="19"/>
+                <w:szCs w:val="19"/>
+              </w:rPr>
+              <w:t xml:space="preserve">$0 — local computation</w:t>
+            </w:r>
+          </w:p>
+        </w:tc>
+        <w:tc>
+          <w:tcPr>
+            <w:tcW w:type="dxa" w:w="2600"/>
+          </w:tcPr>
+          <w:p>
+            <w:r>
+              <w:rPr>
+                <w:sz w:val="19"/>
+                <w:szCs w:val="19"/>
+              </w:rPr>
+              <w:t xml:space="preserve">Tracks repeated Pinecone/BM25 failures and escalates to human review after a threshold, distinct from the content guardrails</w:t>
+            </w:r>
+          </w:p>
+        </w:tc>
+      </w:tr>
+      <w:tr>
+        <w:tc>
+          <w:tcPr>
+            <w:tcW w:type="dxa" w:w="2200"/>
+          </w:tcPr>
+          <w:p>
+            <w:r>
+              <w:rPr>
+                <w:sz w:val="19"/>
+                <w:szCs w:val="19"/>
+              </w:rPr>
+              <w:t xml:space="preserve">Confidence decision gate</w:t>
+            </w:r>
+          </w:p>
+        </w:tc>
+        <w:tc>
+          <w:tcPr>
+            <w:tcW w:type="dxa" w:w="2650"/>
+          </w:tcPr>
+          <w:p>
+            <w:r>
+              <w:rPr>
+                <w:sz w:val="19"/>
+                <w:szCs w:val="19"/>
+              </w:rPr>
+              <w:t xml:space="preserve">Custom Python (threshold logic over the LLM's own output)</w:t>
+            </w:r>
+          </w:p>
+        </w:tc>
+        <w:tc>
+          <w:tcPr>
+            <w:tcW w:type="dxa" w:w="1900"/>
+          </w:tcPr>
+          <w:p>
+            <w:r>
+              <w:rPr>
+                <w:sz w:val="19"/>
+                <w:szCs w:val="19"/>
+              </w:rPr>
+              <w:t xml:space="preserve">$0 — local computation</w:t>
+            </w:r>
+          </w:p>
+        </w:tc>
+        <w:tc>
+          <w:tcPr>
+            <w:tcW w:type="dxa" w:w="2600"/>
+          </w:tcPr>
+          <w:p>
+            <w:r>
+              <w:rPr>
+                <w:sz w:val="19"/>
+                <w:szCs w:val="19"/>
+              </w:rPr>
+              <w:t xml:space="preserve">Routes to auto-approve, auto-reject, or human review based on the LLM's recommended_action and confidence together</w:t>
+            </w:r>
+          </w:p>
+        </w:tc>
+      </w:tr>
+    </w:tbl>
+    <w:p>
+      <w:pPr>
+        <w:pStyle w:val="Heading1"/>
+        <w:spacing w:after="150" w:before="320"/>
+      </w:pPr>
+      <w:r>
+        <w:t xml:space="preserve">4. Cost Posture of This POC as Delivered</w:t>
+      </w:r>
+    </w:p>
+    <w:p>
+      <w:pPr>
+        <w:spacing w:after="160"/>
+      </w:pPr>
+      <w:r>
+        <w:t xml:space="preserve">As delivered and run in this exercise, the POC incurs $0 in third-party API cost: Cohere, Pinecone, Zapier, and Anthropic all run through a mock integration layer that mirrors the real SDK call signatures and return shapes, and rank_bm25 never leaves the local process in either mode. Moving to live calls requires only API keys and flipping a single flag per script — no code restructuring. Expected monthly cost for a live low-volume pilot (a few hundred claims/month) across all four commercial services would very likely stay within each vendor's free tier or low double-digit dollars for Anthropic/Cohere usage.</w:t>
       </w:r>
     </w:p>
     <w:sectPr>
